--- a/pr-preview/pr-54/Your-Book-Title.docx
+++ b/pr-preview/pr-54/Your-Book-Title.docx
@@ -2265,7 +2265,7 @@
         <w:t xml:space="preserve"> </w:t>
       </w:r>
       <w:r>
-        <w:t xml:space="preserve">12244c4</w:t>
+        <w:t xml:space="preserve">3c862ae</w:t>
       </w:r>
     </w:p>
     <w:p>
@@ -2287,7 +2287,7 @@
         <w:t xml:space="preserve"> </w:t>
       </w:r>
       <w:r>
-        <w:t xml:space="preserve">12244c491d7e059a40ab7eee6763251345ba1214</w:t>
+        <w:t xml:space="preserve">3c862aeb1cbcf85a9e214b2b82a6c85936cfd550</w:t>
       </w:r>
     </w:p>
     <w:p>
@@ -2309,7 +2309,7 @@
         <w:t xml:space="preserve"> </w:t>
       </w:r>
       <w:r>
-        <w:t xml:space="preserve">2026-09-14 15:27:22 -0700</w:t>
+        <w:t xml:space="preserve">2026-09-14 22:39:22 +0000</w:t>
       </w:r>
     </w:p>
     <w:p>
